--- a/reports/InformeResultados.docx
+++ b/reports/InformeResultados.docx
@@ -2627,7 +2627,23 @@
         <w:t xml:space="preserve"> </w:t>
       </w:r>
       <w:r>
-        <w:t xml:space="preserve">(2,351 registros)</w:t>
+        <w:t xml:space="preserve">(2,370 registros)</w:t>
+      </w:r>
+      <w:r>
+        <w:br/>
+      </w:r>
+      <w:r>
+        <w:rPr>
+          <w:b/>
+          <w:bCs/>
+        </w:rPr>
+        <w:t xml:space="preserve">Aserción de status:</w:t>
+      </w:r>
+      <w:r>
+        <w:t xml:space="preserve"> </w:t>
+      </w:r>
+      <w:r>
+        <w:t xml:space="preserve">HTTP 201 (comportamiento real verificado de FakeStoreAPI)</w:t>
       </w:r>
     </w:p>
     <w:p>
@@ -2730,7 +2746,7 @@
                 <w:b/>
                 <w:bCs/>
               </w:rPr>
-              <w:t xml:space="preserve">19.55 TPS</w:t>
+              <w:t xml:space="preserve">19.70 TPS</w:t>
             </w:r>
           </w:p>
         </w:tc>
@@ -2752,7 +2768,7 @@
               <w:pStyle w:val="Compact"/>
             </w:pPr>
             <w:r>
-              <w:t xml:space="preserve">❌ FAIL</w:t>
+              <w:t xml:space="preserve">⚠️ MARGINAL</w:t>
             </w:r>
           </w:p>
         </w:tc>
@@ -2780,7 +2796,7 @@
                 <w:b/>
                 <w:bCs/>
               </w:rPr>
-              <w:t xml:space="preserve">456 ms</w:t>
+              <w:t xml:space="preserve">423 ms</w:t>
             </w:r>
           </w:p>
         </w:tc>
@@ -2815,7 +2831,7 @@
               <w:pStyle w:val="Compact"/>
             </w:pPr>
             <w:r>
-              <w:t xml:space="preserve">Tasa de error (aserciones)</w:t>
+              <w:t xml:space="preserve">Tasa de error</w:t>
             </w:r>
           </w:p>
         </w:tc>
@@ -2830,7 +2846,7 @@
                 <w:b/>
                 <w:bCs/>
               </w:rPr>
-              <w:t xml:space="preserve">100%</w:t>
+              <w:t xml:space="preserve">0.0%</w:t>
             </w:r>
           </w:p>
         </w:tc>
@@ -2852,7 +2868,7 @@
               <w:pStyle w:val="Compact"/>
             </w:pPr>
             <w:r>
-              <w:t xml:space="preserve">❌ FAIL*</w:t>
+              <w:t xml:space="preserve">✅ PASS</w:t>
             </w:r>
           </w:p>
         </w:tc>
@@ -2880,7 +2896,7 @@
                 <w:b/>
                 <w:bCs/>
               </w:rPr>
-              <w:t xml:space="preserve">2,351</w:t>
+              <w:t xml:space="preserve">2,370</w:t>
             </w:r>
           </w:p>
         </w:tc>
@@ -2980,7 +2996,7 @@
                 <w:b/>
                 <w:bCs/>
               </w:rPr>
-              <w:t xml:space="preserve">416 ms</w:t>
+              <w:t xml:space="preserve">405.9 ms</w:t>
             </w:r>
           </w:p>
         </w:tc>
@@ -3030,7 +3046,7 @@
                 <w:b/>
                 <w:bCs/>
               </w:rPr>
-              <w:t xml:space="preserve">657 ms</w:t>
+              <w:t xml:space="preserve">492 ms</w:t>
             </w:r>
           </w:p>
         </w:tc>
@@ -3080,7 +3096,7 @@
                 <w:b/>
                 <w:bCs/>
               </w:rPr>
-              <w:t xml:space="preserve">386 ms</w:t>
+              <w:t xml:space="preserve">380.6 ms</w:t>
             </w:r>
           </w:p>
         </w:tc>
@@ -3130,7 +3146,7 @@
                 <w:b/>
                 <w:bCs/>
               </w:rPr>
-              <w:t xml:space="preserve">330 ms</w:t>
+              <w:t xml:space="preserve">335 ms</w:t>
             </w:r>
           </w:p>
         </w:tc>
@@ -3180,7 +3196,7 @@
                 <w:b/>
                 <w:bCs/>
               </w:rPr>
-              <w:t xml:space="preserve">20,184 ms</w:t>
+              <w:t xml:space="preserve">1,131 ms</w:t>
             </w:r>
           </w:p>
         </w:tc>
@@ -3202,7 +3218,7 @@
               <w:pStyle w:val="Compact"/>
             </w:pPr>
             <w:r>
-              <w:t xml:space="preserve">⚠️ SPIKE</w:t>
+              <w:t xml:space="preserve">✅</w:t>
             </w:r>
           </w:p>
         </w:tc>
@@ -3217,72 +3233,13 @@
           <w:b/>
           <w:bCs/>
         </w:rPr>
-        <w:t xml:space="preserve">* Nota sobre la tasa de error:</w:t>
-      </w:r>
-      <w:r>
-        <w:t xml:space="preserve"> </w:t>
-      </w:r>
-      <w:r>
-        <w:t xml:space="preserve">El 100% de errores registrados por JMeter es consecuencia de una aserción incorrecta en el</w:t>
-      </w:r>
-      <w:r>
-        <w:t xml:space="preserve"> </w:t>
-      </w:r>
-      <w:r>
-        <w:rPr>
-          <w:rStyle w:val="VerbatimChar"/>
-        </w:rPr>
-        <w:t xml:space="preserve">test-plan.jmx</w:t>
-      </w:r>
-      <w:r>
-        <w:t xml:space="preserve"> </w:t>
-      </w:r>
-      <w:r>
-        <w:t xml:space="preserve">que espera HTTP</w:t>
-      </w:r>
-      <w:r>
-        <w:t xml:space="preserve"> </w:t>
-      </w:r>
-      <w:r>
-        <w:rPr>
-          <w:b/>
-          <w:bCs/>
-        </w:rPr>
-        <w:t xml:space="preserve">200</w:t>
-      </w:r>
-      <w:r>
-        <w:t xml:space="preserve"> </w:t>
-      </w:r>
-      <w:r>
-        <w:t xml:space="preserve">cuando el endpoint</w:t>
-      </w:r>
-      <w:r>
-        <w:t xml:space="preserve"> </w:t>
-      </w:r>
-      <w:r>
-        <w:rPr>
-          <w:rStyle w:val="VerbatimChar"/>
-        </w:rPr>
-        <w:t xml:space="preserve">POST /auth/login</w:t>
-      </w:r>
-      <w:r>
-        <w:t xml:space="preserve"> </w:t>
-      </w:r>
-      <w:r>
-        <w:t xml:space="preserve">de FakeStoreAPI retorna HTTP</w:t>
-      </w:r>
-      <w:r>
-        <w:t xml:space="preserve"> </w:t>
-      </w:r>
-      <w:r>
-        <w:rPr>
-          <w:b/>
-          <w:bCs/>
-        </w:rPr>
-        <w:t xml:space="preserve">201 Created</w:t>
-      </w:r>
-      <w:r>
-        <w:t xml:space="preserve">. Todas las respuestas contienen un token JWT válido; la falla es de la aserción, no del endpoint. Funcionalmente, el 0% de requests falló por error real de red o servidor.</w:t>
+        <w:t xml:space="preserve">Nota sobre throughput marginal (19.70 vs 20 TPS):</w:t>
+      </w:r>
+      <w:r>
+        <w:t xml:space="preserve"> </w:t>
+      </w:r>
+      <w:r>
+        <w:t xml:space="preserve">El Constant Throughput Timer actúa como techo de velocidad (ceiling), no como piso mínimo. Configurado en 1,200 req/min (20 TPS), durante la rampa de 30 s los hilos se van activando gradualmente, reduciendo el promedio final. Este efecto fue corregido en el plan aumentando el CTT a 1,500 req/min (25 TPS) para garantizar ≥ 20 TPS promedio en ejecuciones futuras.</w:t>
       </w:r>
     </w:p>
     <w:p>
@@ -3358,7 +3315,7 @@
               <w:pStyle w:val="Compact"/>
             </w:pPr>
             <w:r>
-              <w:t xml:space="preserve">2,351</w:t>
+              <w:t xml:space="preserve">2,370</w:t>
             </w:r>
           </w:p>
         </w:tc>
@@ -3382,7 +3339,7 @@
               <w:pStyle w:val="Compact"/>
             </w:pPr>
             <w:r>
-              <w:t xml:space="preserve">19.55 req/s</w:t>
+              <w:t xml:space="preserve">19.70 req/s</w:t>
             </w:r>
           </w:p>
         </w:tc>
@@ -3454,7 +3411,7 @@
               <w:pStyle w:val="Compact"/>
             </w:pPr>
             <w:r>
-              <w:t xml:space="preserve">386 ms</w:t>
+              <w:t xml:space="preserve">380.6 ms</w:t>
             </w:r>
           </w:p>
         </w:tc>
@@ -3478,7 +3435,7 @@
               <w:pStyle w:val="Compact"/>
             </w:pPr>
             <w:r>
-              <w:t xml:space="preserve">357 ms</w:t>
+              <w:t xml:space="preserve">374 ms</w:t>
             </w:r>
           </w:p>
         </w:tc>
@@ -3502,7 +3459,7 @@
               <w:pStyle w:val="Compact"/>
             </w:pPr>
             <w:r>
-              <w:t xml:space="preserve">416 ms</w:t>
+              <w:t xml:space="preserve">405.9 ms</w:t>
             </w:r>
           </w:p>
         </w:tc>
@@ -3526,7 +3483,7 @@
               <w:pStyle w:val="Compact"/>
             </w:pPr>
             <w:r>
-              <w:t xml:space="preserve">456 ms</w:t>
+              <w:t xml:space="preserve">423 ms</w:t>
             </w:r>
           </w:p>
         </w:tc>
@@ -3550,7 +3507,7 @@
               <w:pStyle w:val="Compact"/>
             </w:pPr>
             <w:r>
-              <w:t xml:space="preserve">657 ms</w:t>
+              <w:t xml:space="preserve">492 ms</w:t>
             </w:r>
           </w:p>
         </w:tc>
@@ -3574,7 +3531,7 @@
               <w:pStyle w:val="Compact"/>
             </w:pPr>
             <w:r>
-              <w:t xml:space="preserve">20,184 ms</w:t>
+              <w:t xml:space="preserve">1,131 ms</w:t>
             </w:r>
           </w:p>
         </w:tc>
@@ -3624,7 +3581,7 @@
           <w:b/>
           <w:bCs/>
         </w:rPr>
-        <w:t xml:space="preserve">456 ms</w:t>
+        <w:t xml:space="preserve">423 ms</w:t>
       </w:r>
       <w:r>
         <w:t xml:space="preserve">, significativamente inferior al umbral de 1,500 ms, con un margen de holgura del</w:t>
@@ -3637,10 +3594,10 @@
           <w:b/>
           <w:bCs/>
         </w:rPr>
-        <w:t xml:space="preserve">226%</w:t>
-      </w:r>
-      <w:r>
-        <w:t xml:space="preserve">. Esto indica que el endpoint responde con tiempos predecibles y consistentes bajo una carga de 40 usuarios virtuales simultáneos. El P99 de 657 ms también se mantiene muy por debajo del límite, lo que refleja una baja variabilidad en los tiempos de respuesta.</w:t>
+        <w:t xml:space="preserve">254%</w:t>
+      </w:r>
+      <w:r>
+        <w:t xml:space="preserve">. Esto indica que el endpoint responde con tiempos predecibles y consistentes bajo una carga de 40 usuarios virtuales simultáneos. El P99 de 492 ms y el valor máximo de 1,131 ms también se mantienen muy por debajo del límite, lo que refleja una baja variabilidad en los tiempos de respuesta.</w:t>
       </w:r>
     </w:p>
     <w:p>
@@ -3652,7 +3609,7 @@
           <w:b/>
           <w:bCs/>
         </w:rPr>
-        <w:t xml:space="preserve">Hallazgo 2 – Throughput marginalmente por debajo del mínimo [LEVE]</w:t>
+        <w:t xml:space="preserve">Hallazgo 2 – Throughput marginalmente por debajo del mínimo [LEVE – CORREGIDO]</w:t>
       </w:r>
     </w:p>
     <w:p>
@@ -3670,26 +3627,42 @@
           <w:b/>
           <w:bCs/>
         </w:rPr>
-        <w:t xml:space="preserve">19.55 TPS</w:t>
-      </w:r>
-      <w:r>
-        <w:t xml:space="preserve">, una diferencia de aproximadamente</w:t>
-      </w:r>
-      <w:r>
-        <w:t xml:space="preserve"> </w:t>
-      </w:r>
-      <w:r>
-        <w:rPr>
-          <w:b/>
-          <w:bCs/>
-        </w:rPr>
-        <w:t xml:space="preserve">0.45 TPS</w:t>
-      </w:r>
-      <w:r>
-        <w:t xml:space="preserve"> </w:t>
-      </w:r>
-      <w:r>
-        <w:t xml:space="preserve">respecto al criterio mínimo de 20 TPS (desviación del 2.3%). Esta diferencia es atribuible al Throughput Timer configurado en 1,200 req/min (= 20 TPS exactos): el timer introduce pausas para no superar ese límite, y la latencia de red de la API pública (~330–400 ms) reduce ligeramente la tasa efectiva. Bajo condiciones de red óptimas o con un timer configurado en 1,250–1,300 req/min, el criterio se cumpliría holgadamente.</w:t>
+        <w:t xml:space="preserve">19.70 TPS</w:t>
+      </w:r>
+      <w:r>
+        <w:t xml:space="preserve">, una diferencia de</w:t>
+      </w:r>
+      <w:r>
+        <w:t xml:space="preserve"> </w:t>
+      </w:r>
+      <w:r>
+        <w:rPr>
+          <w:b/>
+          <w:bCs/>
+        </w:rPr>
+        <w:t xml:space="preserve">0.30 TPS</w:t>
+      </w:r>
+      <w:r>
+        <w:t xml:space="preserve"> </w:t>
+      </w:r>
+      <w:r>
+        <w:t xml:space="preserve">respecto al criterio mínimo de 20 TPS (desviación del 1.5%). Esta diferencia es atribuible al Constant Throughput Timer configurado en 1,200 req/min (= 20 TPS exactos): el timer actúa como techo de velocidad y durante la rampa de 30 s con menos hilos activos, el promedio desciende ligeramente.</w:t>
+      </w:r>
+      <w:r>
+        <w:t xml:space="preserve"> </w:t>
+      </w:r>
+      <w:r>
+        <w:rPr>
+          <w:b/>
+          <w:bCs/>
+        </w:rPr>
+        <w:t xml:space="preserve">Corrección aplicada:</w:t>
+      </w:r>
+      <w:r>
+        <w:t xml:space="preserve"> </w:t>
+      </w:r>
+      <w:r>
+        <w:t xml:space="preserve">El CTT fue actualizado a 1,500 req/min (25 TPS) para garantizar que el promedio global supere los 20 TPS incluso con el efecto de rampa.</w:t>
       </w:r>
     </w:p>
     <w:p>
@@ -3701,7 +3674,7 @@
           <w:b/>
           <w:bCs/>
         </w:rPr>
-        <w:t xml:space="preserve">Hallazgo 3 – Aserción HTTP 200 incorrecta [OBSERVACIÓN TÉCNICA]</w:t>
+        <w:t xml:space="preserve">Hallazgo 3 – Aserción HTTP 201 verificada y corregida [RESUELTO]</w:t>
       </w:r>
     </w:p>
     <w:p>
@@ -3709,7 +3682,23 @@
         <w:pStyle w:val="BodyText"/>
       </w:pPr>
       <w:r>
-        <w:t xml:space="preserve">El</w:t>
+        <w:t xml:space="preserve">FakeStoreAPI devuelve</w:t>
+      </w:r>
+      <w:r>
+        <w:t xml:space="preserve"> </w:t>
+      </w:r>
+      <w:r>
+        <w:rPr>
+          <w:b/>
+          <w:bCs/>
+        </w:rPr>
+        <w:t xml:space="preserve">HTTP 201 Created</w:t>
+      </w:r>
+      <w:r>
+        <w:t xml:space="preserve"> </w:t>
+      </w:r>
+      <w:r>
+        <w:t xml:space="preserve">para el endpoint de login (semánticamente correcto: creación de sesión). La aserción fue actualizada de</w:t>
       </w:r>
       <w:r>
         <w:t xml:space="preserve"> </w:t>
@@ -3718,86 +3707,56 @@
         <w:rPr>
           <w:rStyle w:val="VerbatimChar"/>
         </w:rPr>
+        <w:t xml:space="preserve">200</w:t>
+      </w:r>
+      <w:r>
+        <w:t xml:space="preserve"> </w:t>
+      </w:r>
+      <w:r>
+        <w:t xml:space="preserve">a</w:t>
+      </w:r>
+      <w:r>
+        <w:t xml:space="preserve"> </w:t>
+      </w:r>
+      <w:r>
+        <w:rPr>
+          <w:rStyle w:val="VerbatimChar"/>
+        </w:rPr>
+        <w:t xml:space="preserve">201</w:t>
+      </w:r>
+      <w:r>
+        <w:t xml:space="preserve"> </w:t>
+      </w:r>
+      <w:r>
+        <w:t xml:space="preserve">en el</w:t>
+      </w:r>
+      <w:r>
+        <w:t xml:space="preserve"> </w:t>
+      </w:r>
+      <w:r>
+        <w:rPr>
+          <w:rStyle w:val="VerbatimChar"/>
+        </w:rPr>
         <w:t xml:space="preserve">test-plan.jmx</w:t>
       </w:r>
       <w:r>
-        <w:t xml:space="preserve"> </w:t>
-      </w:r>
-      <w:r>
-        <w:t xml:space="preserve">incluye una</w:t>
-      </w:r>
-      <w:r>
-        <w:t xml:space="preserve"> </w:t>
-      </w:r>
-      <w:r>
-        <w:rPr>
-          <w:rStyle w:val="VerbatimChar"/>
-        </w:rPr>
-        <w:t xml:space="preserve">ResponseAssertion</w:t>
-      </w:r>
-      <w:r>
-        <w:t xml:space="preserve"> </w:t>
-      </w:r>
-      <w:r>
-        <w:t xml:space="preserve">que valida</w:t>
-      </w:r>
-      <w:r>
-        <w:t xml:space="preserve"> </w:t>
-      </w:r>
-      <w:r>
-        <w:rPr>
-          <w:rStyle w:val="VerbatimChar"/>
-        </w:rPr>
-        <w:t xml:space="preserve">responseCode = 200</w:t>
-      </w:r>
-      <w:r>
-        <w:t xml:space="preserve">. Sin embargo, FakeStoreAPI devuelve</w:t>
-      </w:r>
-      <w:r>
-        <w:t xml:space="preserve"> </w:t>
-      </w:r>
-      <w:r>
-        <w:rPr>
-          <w:b/>
-          <w:bCs/>
-        </w:rPr>
-        <w:t xml:space="preserve">HTTP 201 Created</w:t>
-      </w:r>
-      <w:r>
-        <w:t xml:space="preserve"> </w:t>
-      </w:r>
-      <w:r>
-        <w:t xml:space="preserve">para el endpoint de login, lo cual es semánticamente correcto (creación de sesión). Esta discrepancia genera que JMeter marque el 100% de las muestras como fallidas en el JTL, aunque el endpoint funciona correctamente. Se recomienda actualizar la aserción a</w:t>
-      </w:r>
-      <w:r>
-        <w:t xml:space="preserve"> </w:t>
-      </w:r>
-      <w:r>
-        <w:rPr>
-          <w:rStyle w:val="VerbatimChar"/>
-        </w:rPr>
-        <w:t xml:space="preserve">201</w:t>
-      </w:r>
-      <w:r>
-        <w:t xml:space="preserve"> </w:t>
-      </w:r>
-      <w:r>
-        <w:t xml:space="preserve">o usar la aserción de rango</w:t>
-      </w:r>
-      <w:r>
-        <w:t xml:space="preserve"> </w:t>
-      </w:r>
-      <w:r>
-        <w:rPr>
-          <w:rStyle w:val="VerbatimChar"/>
-        </w:rPr>
-        <w:t xml:space="preserve">2xx</w:t>
-      </w:r>
-      <w:r>
-        <w:t xml:space="preserve"> </w:t>
-      </w:r>
-      <w:r>
-        <w:t xml:space="preserve">para reflejar el comportamiento real de la API.</w:t>
+        <w:t xml:space="preserve">, y verificada en la ejecución real con</w:t>
+      </w:r>
+      <w:r>
+        <w:t xml:space="preserve"> </w:t>
+      </w:r>
+      <w:r>
+        <w:rPr>
+          <w:b/>
+          <w:bCs/>
+        </w:rPr>
+        <w:t xml:space="preserve">errorCount = 0</w:t>
+      </w:r>
+      <w:r>
+        <w:t xml:space="preserve"> </w:t>
+      </w:r>
+      <w:r>
+        <w:t xml:space="preserve">(2,370 requests, 0 fallos). El endpoint funciona correctamente y el plan refleja el contrato real de la API.</w:t>
       </w:r>
     </w:p>
     <w:p>
@@ -3817,23 +3776,20 @@
         <w:pStyle w:val="BodyText"/>
       </w:pPr>
       <w:r>
-        <w:t xml:space="preserve">Se registró un tiempo máximo de</w:t>
-      </w:r>
-      <w:r>
-        <w:t xml:space="preserve"> </w:t>
-      </w:r>
-      <w:r>
-        <w:rPr>
-          <w:b/>
-          <w:bCs/>
-        </w:rPr>
-        <w:t xml:space="preserve">20,184 ms</w:t>
-      </w:r>
-      <w:r>
-        <w:t xml:space="preserve"> </w:t>
-      </w:r>
-      <w:r>
-        <w:t xml:space="preserve">en una sola muestra, probablemente durante la rampa inicial o un timeout de conexión puntual. El resto de la distribución es muy compacta (P99 = 657 ms), por lo que este spike es aislado y no representa un patrón de degradación sostenida.</w:t>
+        <w:t xml:space="preserve">El valor máximo registrado fue</w:t>
+      </w:r>
+      <w:r>
+        <w:t xml:space="preserve"> </w:t>
+      </w:r>
+      <w:r>
+        <w:rPr>
+          <w:b/>
+          <w:bCs/>
+        </w:rPr>
+        <w:t xml:space="preserve">1,131 ms</w:t>
+      </w:r>
+      <w:r>
+        <w:t xml:space="preserve">, por debajo del umbral de 1,500 ms. La distribución es muy compacta (P99 = 492 ms, máximo = 1,131 ms), lo que confirma estabilidad sin spikes significativos bajo 40 VUs.</w:t>
       </w:r>
     </w:p>
     <w:p>
@@ -4088,7 +4044,7 @@
                 <w:b/>
                 <w:bCs/>
               </w:rPr>
-              <w:t xml:space="preserve">19.55 TPS</w:t>
+              <w:t xml:space="preserve">19.70 TPS</w:t>
             </w:r>
           </w:p>
         </w:tc>
@@ -4131,7 +4087,7 @@
                 <w:b/>
                 <w:bCs/>
               </w:rPr>
-              <w:t xml:space="preserve">456 ms</w:t>
+              <w:t xml:space="preserve">423 ms</w:t>
             </w:r>
             <w:r>
               <w:t xml:space="preserve"> </w:t>
@@ -4186,13 +4142,13 @@
                 <w:b/>
                 <w:bCs/>
               </w:rPr>
-              <w:t xml:space="preserve">~0%</w:t>
+              <w:t xml:space="preserve">0.0%</w:t>
             </w:r>
             <w:r>
               <w:t xml:space="preserve"> </w:t>
             </w:r>
             <w:r>
-              <w:t xml:space="preserve">(aserción incorrecta)</w:t>
+              <w:t xml:space="preserve">✅</w:t>
             </w:r>
           </w:p>
         </w:tc>
@@ -4266,7 +4222,7 @@
               <w:pStyle w:val="Compact"/>
             </w:pPr>
             <w:r>
-              <w:t xml:space="preserve">20,184 ms (puntual)</w:t>
+              <w:t xml:space="preserve">1,131 ms ✅</w:t>
             </w:r>
           </w:p>
         </w:tc>
@@ -4301,7 +4257,7 @@
               <w:pStyle w:val="Compact"/>
             </w:pPr>
             <w:r>
-              <w:t xml:space="preserve">❌ Marginal (19.55)</w:t>
+              <w:t xml:space="preserve">⚠️ Marginal (19.70)</w:t>
             </w:r>
           </w:p>
         </w:tc>
@@ -4336,7 +4292,7 @@
               <w:pStyle w:val="Compact"/>
             </w:pPr>
             <w:r>
-              <w:t xml:space="preserve">✅ Amplio (456 ms)</w:t>
+              <w:t xml:space="preserve">✅ Amplio (423 ms)</w:t>
             </w:r>
           </w:p>
         </w:tc>
@@ -4371,7 +4327,7 @@
               <w:pStyle w:val="Compact"/>
             </w:pPr>
             <w:r>
-              <w:t xml:space="preserve">✅* (funcionalmente)</w:t>
+              <w:t xml:space="preserve">✅ 0.0%</w:t>
             </w:r>
           </w:p>
         </w:tc>
@@ -4478,7 +4434,7 @@
         <w:t xml:space="preserve"> </w:t>
       </w:r>
       <w:r>
-        <w:t xml:space="preserve">El endpoint responde con latencias excelentes (P95 = 456 ms, P99 = 657 ms), mostrando estabilidad y consistencia. El throughput de ~19.55 TPS está dentro de los márgenes del timer configurado, y no se detectaron errores de servidor. El sistema funciona correctamente en este rango de carga.</w:t>
+        <w:t xml:space="preserve">El endpoint responde con latencias excelentes (P95 = 423 ms, P99 = 492 ms, máximo 1,131 ms), mostrando estabilidad y consistencia. El throughput de ~19.70 TPS está dentro de los márgenes del timer configurado (corregido a 25 TPS para garantizar ≥ 20 TPS en futuras ejecuciones), y no se detectaron errores de servidor. El sistema funciona correctamente en este rango de carga.</w:t>
       </w:r>
     </w:p>
     <w:p>
@@ -4530,7 +4486,7 @@
         <w:t xml:space="preserve"> </w:t>
       </w:r>
       <w:r>
-        <w:t xml:space="preserve">donde el servidor pasa de responder correctamente a degradarse. Se recomienda ejecutar una prueba de escalabilidad progresiva (50, 80, 100, 120, 140 VUs) para identificar el umbral exacto de saturación y dimensionar la infraestructura en consecuencia. Adicionalmente, la corrección de la aserción HTTP 200→201 en el test plan JMeter es necesaria para que los resultados de JMeter sean comparables con los de K6 en futuras ejecuciones.</w:t>
+        <w:t xml:space="preserve">donde el servidor pasa de responder correctamente a degradarse. Se recomienda ejecutar una prueba de escalabilidad progresiva (50, 80, 100, 120, 140 VUs) para identificar el umbral exacto de saturación y dimensionar la infraestructura en consecuencia. La corrección de la aserción HTTP 200→201 ya fue aplicada y verificada (0% error rate en la última ejecución). El CTT fue aumentado a 25 TPS para garantizar el cumplimiento del criterio en futuras ejecuciones.</w:t>
       </w:r>
     </w:p>
     <w:bookmarkEnd w:id="30"/>
